--- a/assets/regulatory-disclosures.docx
+++ b/assets/regulatory-disclosures.docx
@@ -63,7 +63,61 @@
         <w:rPr>
           <w:rFonts w:ascii="Times New Roman" w:hAnsi="Times New Roman" w:cs="Times New Roman"/>
         </w:rPr>
-        <w:t xml:space="preserve">The Firm pursues a multi-strategy investment approach, consisting of various strategies (including, without limitation, fundamental equity, equity arbitrage, credit, rates and macro, and commodities) and invests in a variety of asset classes and in a variety of jurisdictions globally. While the Firm generally supports the objectives that underlie the Code, the Firm has chosen not to commit to the Code. The Firm’s approach in relation to engagement with issuers and their management may be determined globally from time to time and will often vary on a case-by-case basis. That being the case, the Firm does not consider it appropriate to commit to any particular voluntary code of practice promulgated in any individual jurisdiction. The Firm will keep its approach towards the Code under periodic review and, if that approach changes, it will amend this disclosure accordingly. </w:t>
+        <w:t xml:space="preserve">The Firm pursues a </w:t>
+      </w:r>
+      <w:r>
+        <w:rPr>
+          <w:rFonts w:ascii="Times New Roman" w:hAnsi="Times New Roman" w:cs="Times New Roman"/>
+        </w:rPr>
+        <w:t>systematic</w:t>
+      </w:r>
+      <w:r>
+        <w:rPr>
+          <w:rFonts w:ascii="Times New Roman" w:hAnsi="Times New Roman" w:cs="Times New Roman"/>
+        </w:rPr>
+        <w:t xml:space="preserve"> and transparent</w:t>
+      </w:r>
+      <w:r>
+        <w:rPr>
+          <w:rFonts w:ascii="Times New Roman" w:hAnsi="Times New Roman" w:cs="Times New Roman"/>
+        </w:rPr>
+        <w:t xml:space="preserve"> investment approach, consisting of various strategies (including, without limitation, </w:t>
+      </w:r>
+      <w:r>
+        <w:rPr>
+          <w:rFonts w:ascii="Times New Roman" w:hAnsi="Times New Roman" w:cs="Times New Roman"/>
+        </w:rPr>
+        <w:t>growth</w:t>
+      </w:r>
+      <w:r>
+        <w:rPr>
+          <w:rFonts w:ascii="Times New Roman" w:hAnsi="Times New Roman" w:cs="Times New Roman"/>
+        </w:rPr>
+        <w:t xml:space="preserve"> equity, </w:t>
+      </w:r>
+      <w:r>
+        <w:rPr>
+          <w:rFonts w:ascii="Times New Roman" w:hAnsi="Times New Roman" w:cs="Times New Roman"/>
+        </w:rPr>
+        <w:t>risk</w:t>
+      </w:r>
+      <w:r>
+        <w:rPr>
+          <w:rFonts w:ascii="Times New Roman" w:hAnsi="Times New Roman" w:cs="Times New Roman"/>
+        </w:rPr>
+        <w:t xml:space="preserve"> arbitrage, credit, </w:t>
+      </w:r>
+      <w:r>
+        <w:rPr>
+          <w:rFonts w:ascii="Times New Roman" w:hAnsi="Times New Roman" w:cs="Times New Roman"/>
+        </w:rPr>
+        <w:t>FX,</w:t>
+      </w:r>
+      <w:r>
+        <w:rPr>
+          <w:rFonts w:ascii="Times New Roman" w:hAnsi="Times New Roman" w:cs="Times New Roman"/>
+        </w:rPr>
+        <w:t xml:space="preserve"> macro, and commodities) and invests in a variety of asset classes and in a variety of jurisdictions globally. While the Firm generally supports the objectives that underlie the Code, the Firm has chosen not to commit to the Code. The Firm’s approach in relation to engagement with issuers and their management may be determined globally from time to time and will often vary on a case-by-case basis. That being the case, the Firm does not consider it appropriate to commit to any particular voluntary code of practice promulgated in any individual jurisdiction. The Firm will keep its approach towards the Code under periodic review and, if that approach changes, it will amend this disclosure accordingly. </w:t>
       </w:r>
     </w:p>
     <w:p>
@@ -1046,6 +1100,7 @@
   <w:style w:type="character" w:default="1" w:styleId="Absatz-Standardschriftart">
     <w:name w:val="Default Paragraph Font"/>
     <w:uiPriority w:val="1"/>
+    <w:semiHidden/>
     <w:unhideWhenUsed/>
   </w:style>
   <w:style w:type="table" w:default="1" w:styleId="NormaleTabelle">

--- a/assets/regulatory-disclosures.docx
+++ b/assets/regulatory-disclosures.docx
@@ -242,7 +242,19 @@
         <w:rPr>
           <w:rFonts w:ascii="Times New Roman" w:hAnsi="Times New Roman" w:cs="Times New Roman"/>
         </w:rPr>
-        <w:t xml:space="preserve">© 2023 </w:t>
+        <w:t>© 202</w:t>
+      </w:r>
+      <w:r>
+        <w:rPr>
+          <w:rFonts w:ascii="Times New Roman" w:hAnsi="Times New Roman" w:cs="Times New Roman"/>
+        </w:rPr>
+        <w:t>5</w:t>
+      </w:r>
+      <w:r>
+        <w:rPr>
+          <w:rFonts w:ascii="Times New Roman" w:hAnsi="Times New Roman" w:cs="Times New Roman"/>
+        </w:rPr>
+        <w:t xml:space="preserve"> </w:t>
       </w:r>
       <w:r>
         <w:rPr>

--- a/assets/regulatory-disclosures.docx
+++ b/assets/regulatory-disclosures.docx
@@ -49,7 +49,21 @@
         <w:rPr>
           <w:rFonts w:ascii="Times New Roman" w:hAnsi="Times New Roman" w:cs="Times New Roman"/>
         </w:rPr>
-        <w:t xml:space="preserve">Under Rule 2.2.3R of the FCA's Conduct of Business Sourcebook, the Firm is required to disclose the nature of its commitment to the UK Financial Reporting Council's Stewardship Code (the "Code") or, where it does not commit to the Code, its alternative investment strategy. The Code is a voluntary code and sets out a number of principles relating to engagement by investors with the companies or other assets in which they are invested. Investors that commit to the Code can either comply with it in full or choose not to comply with aspects of the Code, in which case they are required to explain their non-compliance. </w:t>
+        <w:t xml:space="preserve">Under Rule 2.2.3R of the FCA's Conduct of Business Sourcebook, the Firm is required to disclose the nature of its commitment to the UK Financial Reporting Council's Stewardship Code (the "Code") or, where it does not commit to the Code, its alternative investment strategy. The Code is a voluntary code and sets out </w:t>
+      </w:r>
+      <w:proofErr w:type="gramStart"/>
+      <w:r>
+        <w:rPr>
+          <w:rFonts w:ascii="Times New Roman" w:hAnsi="Times New Roman" w:cs="Times New Roman"/>
+        </w:rPr>
+        <w:t>a number of</w:t>
+      </w:r>
+      <w:proofErr w:type="gramEnd"/>
+      <w:r>
+        <w:rPr>
+          <w:rFonts w:ascii="Times New Roman" w:hAnsi="Times New Roman" w:cs="Times New Roman"/>
+        </w:rPr>
+        <w:t xml:space="preserve"> principles relating to engagement by investors with the companies or other assets in which they are invested. Investors that commit to the Code can either comply with it in full or choose not to comply with aspects of the Code, in which case they are required to explain their non-compliance. </w:t>
       </w:r>
     </w:p>
     <w:p>
@@ -117,7 +131,21 @@
         <w:rPr>
           <w:rFonts w:ascii="Times New Roman" w:hAnsi="Times New Roman" w:cs="Times New Roman"/>
         </w:rPr>
-        <w:t xml:space="preserve"> macro, and commodities) and invests in a variety of asset classes and in a variety of jurisdictions globally. While the Firm generally supports the objectives that underlie the Code, the Firm has chosen not to commit to the Code. The Firm’s approach in relation to engagement with issuers and their management may be determined globally from time to time and will often vary on a case-by-case basis. That being the case, the Firm does not consider it appropriate to commit to any particular voluntary code of practice promulgated in any individual jurisdiction. The Firm will keep its approach towards the Code under periodic review and, if that approach changes, it will amend this disclosure accordingly. </w:t>
+        <w:t xml:space="preserve"> macro, and commodities) and invests in a variety of asset classes and in a variety of jurisdictions globally. While the Firm generally supports the objectives that underlie the Code, the Firm has chosen not to commit to the Code. The Firm’s approach in relation to engagement with issuers and their management may be determined globally from time to time and will often vary on a case-by-case basis. That being the case, the Firm does not consider it appropriate to commit to any </w:t>
+      </w:r>
+      <w:proofErr w:type="gramStart"/>
+      <w:r>
+        <w:rPr>
+          <w:rFonts w:ascii="Times New Roman" w:hAnsi="Times New Roman" w:cs="Times New Roman"/>
+        </w:rPr>
+        <w:t>particular voluntary</w:t>
+      </w:r>
+      <w:proofErr w:type="gramEnd"/>
+      <w:r>
+        <w:rPr>
+          <w:rFonts w:ascii="Times New Roman" w:hAnsi="Times New Roman" w:cs="Times New Roman"/>
+        </w:rPr>
+        <w:t xml:space="preserve"> code of practice promulgated in any individual jurisdiction. The Firm will keep its approach towards the Code under periodic review and, if that approach changes, it will amend this disclosure accordingly. </w:t>
       </w:r>
     </w:p>
     <w:p>
@@ -175,7 +203,21 @@
         <w:rPr>
           <w:rFonts w:ascii="Times New Roman" w:hAnsi="Times New Roman" w:cs="Times New Roman"/>
         </w:rPr>
-        <w:t>positions (particularly in relation to European issuers, which represents the Firm’s main geographical focus). Where equities exposures are held via a swap</w:t>
+        <w:t xml:space="preserve">positions (particularly in relation to European </w:t>
+      </w:r>
+      <w:proofErr w:type="gramStart"/>
+      <w:r>
+        <w:rPr>
+          <w:rFonts w:ascii="Times New Roman" w:hAnsi="Times New Roman" w:cs="Times New Roman"/>
+        </w:rPr>
+        <w:t>issuers</w:t>
+      </w:r>
+      <w:proofErr w:type="gramEnd"/>
+      <w:r>
+        <w:rPr>
+          <w:rFonts w:ascii="Times New Roman" w:hAnsi="Times New Roman" w:cs="Times New Roman"/>
+        </w:rPr>
+        <w:t>, which represents the Firm’s main geographical focus). Where equities exposures are held via a swap</w:t>
       </w:r>
       <w:r>
         <w:rPr>
@@ -215,7 +257,7 @@
         </w:rPr>
         <w:t xml:space="preserve">, please contact us at </w:t>
       </w:r>
-      <w:hyperlink r:id="rId5" w:history="1">
+      <w:hyperlink r:id="rId7" w:history="1">
         <w:r>
           <w:rPr>
             <w:rStyle w:val="Hyperlink"/>
@@ -264,6 +306,7 @@
       </w:r>
     </w:p>
     <w:sectPr>
+      <w:headerReference w:type="default" r:id="rId8"/>
       <w:pgSz w:w="12240" w:h="15840"/>
       <w:pgMar w:top="993" w:right="1417" w:bottom="0" w:left="1417" w:header="708" w:footer="708" w:gutter="0"/>
       <w:cols w:space="708"/>
@@ -271,6 +314,149 @@
     </w:sectPr>
   </w:body>
 </w:document>
+</file>
+
+<file path=word/endnotes.xml><?xml version="1.0" encoding="utf-8"?>
+<w:endnotes xmlns:wpc="http://schemas.microsoft.com/office/word/2010/wordprocessingCanvas" xmlns:cx="http://schemas.microsoft.com/office/drawing/2014/chartex" xmlns:cx1="http://schemas.microsoft.com/office/drawing/2015/9/8/chartex" xmlns:cx2="http://schemas.microsoft.com/office/drawing/2015/10/21/chartex" xmlns:cx3="http://schemas.microsoft.com/office/drawing/2016/5/9/chartex" xmlns:cx4="http://schemas.microsoft.com/office/drawing/2016/5/10/chartex" xmlns:cx5="http://schemas.microsoft.com/office/drawing/2016/5/11/chartex" xmlns:cx6="http://schemas.microsoft.com/office/drawing/2016/5/12/chartex" xmlns:cx7="http://schemas.microsoft.com/office/drawing/2016/5/13/chartex" xmlns:cx8="http://schemas.microsoft.com/office/drawing/2016/5/14/chartex" xmlns:mc="http://schemas.openxmlformats.org/markup-compatibility/2006" xmlns:aink="http://schemas.microsoft.com/office/drawing/2016/ink" xmlns:am3d="http://schemas.microsoft.com/office/drawing/2017/model3d" xmlns:o="urn:schemas-microsoft-com:office:office" xmlns:oel="http://schemas.microsoft.com/office/2019/extlst" xmlns:r="http://schemas.openxmlformats.org/officeDocument/2006/relationships" xmlns:m="http://schemas.openxmlformats.org/officeDocument/2006/math" xmlns:v="urn:schemas-microsoft-com:vml" xmlns:wp14="http://schemas.microsoft.com/office/word/2010/wordprocessingDrawing" xmlns:wp="http://schemas.openxmlformats.org/drawingml/2006/wordprocessingDrawing" xmlns:w10="urn:schemas-microsoft-com:office:word" xmlns:w="http://schemas.openxmlformats.org/wordprocessingml/2006/main" xmlns:w14="http://schemas.microsoft.com/office/word/2010/wordml" xmlns:w15="http://schemas.microsoft.com/office/word/2012/wordml" xmlns:w16cex="http://schemas.microsoft.com/office/word/2018/wordml/cex" xmlns:w16cid="http://schemas.microsoft.com/office/word/2016/wordml/cid" xmlns:w16="http://schemas.microsoft.com/office/word/2018/wordml" xmlns:w16du="http://schemas.microsoft.com/office/word/2023/wordml/word16du" xmlns:w16sdtdh="http://schemas.microsoft.com/office/word/2020/wordml/sdtdatahash" xmlns:w16sdtfl="http://schemas.microsoft.com/office/word/2024/wordml/sdtformatlock" xmlns:w16se="http://schemas.microsoft.com/office/word/2015/wordml/symex" xmlns:wpg="http://schemas.microsoft.com/office/word/2010/wordprocessingGroup" xmlns:wpi="http://schemas.microsoft.com/office/word/2010/wordprocessingInk" xmlns:wne="http://schemas.microsoft.com/office/word/2006/wordml" xmlns:wps="http://schemas.microsoft.com/office/word/2010/wordprocessingShape" mc:Ignorable="w14 w15 w16se w16cid w16 w16cex w16sdtdh w16sdtfl w16du wp14">
+  <w:endnote w:type="separator" w:id="-1">
+    <w:p>
+      <w:pPr>
+        <w:spacing w:after="0" w:line="240" w:lineRule="auto"/>
+      </w:pPr>
+      <w:r>
+        <w:separator/>
+      </w:r>
+    </w:p>
+  </w:endnote>
+  <w:endnote w:type="continuationSeparator" w:id="0">
+    <w:p>
+      <w:pPr>
+        <w:spacing w:after="0" w:line="240" w:lineRule="auto"/>
+      </w:pPr>
+      <w:r>
+        <w:continuationSeparator/>
+      </w:r>
+    </w:p>
+  </w:endnote>
+</w:endnotes>
+</file>
+
+<file path=word/footnotes.xml><?xml version="1.0" encoding="utf-8"?>
+<w:footnotes xmlns:wpc="http://schemas.microsoft.com/office/word/2010/wordprocessingCanvas" xmlns:cx="http://schemas.microsoft.com/office/drawing/2014/chartex" xmlns:cx1="http://schemas.microsoft.com/office/drawing/2015/9/8/chartex" xmlns:cx2="http://schemas.microsoft.com/office/drawing/2015/10/21/chartex" xmlns:cx3="http://schemas.microsoft.com/office/drawing/2016/5/9/chartex" xmlns:cx4="http://schemas.microsoft.com/office/drawing/2016/5/10/chartex" xmlns:cx5="http://schemas.microsoft.com/office/drawing/2016/5/11/chartex" xmlns:cx6="http://schemas.microsoft.com/office/drawing/2016/5/12/chartex" xmlns:cx7="http://schemas.microsoft.com/office/drawing/2016/5/13/chartex" xmlns:cx8="http://schemas.microsoft.com/office/drawing/2016/5/14/chartex" xmlns:mc="http://schemas.openxmlformats.org/markup-compatibility/2006" xmlns:aink="http://schemas.microsoft.com/office/drawing/2016/ink" xmlns:am3d="http://schemas.microsoft.com/office/drawing/2017/model3d" xmlns:o="urn:schemas-microsoft-com:office:office" xmlns:oel="http://schemas.microsoft.com/office/2019/extlst" xmlns:r="http://schemas.openxmlformats.org/officeDocument/2006/relationships" xmlns:m="http://schemas.openxmlformats.org/officeDocument/2006/math" xmlns:v="urn:schemas-microsoft-com:vml" xmlns:wp14="http://schemas.microsoft.com/office/word/2010/wordprocessingDrawing" xmlns:wp="http://schemas.openxmlformats.org/drawingml/2006/wordprocessingDrawing" xmlns:w10="urn:schemas-microsoft-com:office:word" xmlns:w="http://schemas.openxmlformats.org/wordprocessingml/2006/main" xmlns:w14="http://schemas.microsoft.com/office/word/2010/wordml" xmlns:w15="http://schemas.microsoft.com/office/word/2012/wordml" xmlns:w16cex="http://schemas.microsoft.com/office/word/2018/wordml/cex" xmlns:w16cid="http://schemas.microsoft.com/office/word/2016/wordml/cid" xmlns:w16="http://schemas.microsoft.com/office/word/2018/wordml" xmlns:w16du="http://schemas.microsoft.com/office/word/2023/wordml/word16du" xmlns:w16sdtdh="http://schemas.microsoft.com/office/word/2020/wordml/sdtdatahash" xmlns:w16sdtfl="http://schemas.microsoft.com/office/word/2024/wordml/sdtformatlock" xmlns:w16se="http://schemas.microsoft.com/office/word/2015/wordml/symex" xmlns:wpg="http://schemas.microsoft.com/office/word/2010/wordprocessingGroup" xmlns:wpi="http://schemas.microsoft.com/office/word/2010/wordprocessingInk" xmlns:wne="http://schemas.microsoft.com/office/word/2006/wordml" xmlns:wps="http://schemas.microsoft.com/office/word/2010/wordprocessingShape" mc:Ignorable="w14 w15 w16se w16cid w16 w16cex w16sdtdh w16sdtfl w16du wp14">
+  <w:footnote w:type="separator" w:id="-1">
+    <w:p>
+      <w:pPr>
+        <w:spacing w:after="0" w:line="240" w:lineRule="auto"/>
+      </w:pPr>
+      <w:r>
+        <w:separator/>
+      </w:r>
+    </w:p>
+  </w:footnote>
+  <w:footnote w:type="continuationSeparator" w:id="0">
+    <w:p>
+      <w:pPr>
+        <w:spacing w:after="0" w:line="240" w:lineRule="auto"/>
+      </w:pPr>
+      <w:r>
+        <w:continuationSeparator/>
+      </w:r>
+    </w:p>
+  </w:footnote>
+</w:footnotes>
+</file>
+
+<file path=word/header1.xml><?xml version="1.0" encoding="utf-8"?>
+<w:hdr xmlns:wpc="http://schemas.microsoft.com/office/word/2010/wordprocessingCanvas" xmlns:cx="http://schemas.microsoft.com/office/drawing/2014/chartex" xmlns:cx1="http://schemas.microsoft.com/office/drawing/2015/9/8/chartex" xmlns:cx2="http://schemas.microsoft.com/office/drawing/2015/10/21/chartex" xmlns:cx3="http://schemas.microsoft.com/office/drawing/2016/5/9/chartex" xmlns:cx4="http://schemas.microsoft.com/office/drawing/2016/5/10/chartex" xmlns:cx5="http://schemas.microsoft.com/office/drawing/2016/5/11/chartex" xmlns:cx6="http://schemas.microsoft.com/office/drawing/2016/5/12/chartex" xmlns:cx7="http://schemas.microsoft.com/office/drawing/2016/5/13/chartex" xmlns:cx8="http://schemas.microsoft.com/office/drawing/2016/5/14/chartex" xmlns:mc="http://schemas.openxmlformats.org/markup-compatibility/2006" xmlns:aink="http://schemas.microsoft.com/office/drawing/2016/ink" xmlns:am3d="http://schemas.microsoft.com/office/drawing/2017/model3d" xmlns:o="urn:schemas-microsoft-com:office:office" xmlns:oel="http://schemas.microsoft.com/office/2019/extlst" xmlns:r="http://schemas.openxmlformats.org/officeDocument/2006/relationships" xmlns:m="http://schemas.openxmlformats.org/officeDocument/2006/math" xmlns:v="urn:schemas-microsoft-com:vml" xmlns:wp14="http://schemas.microsoft.com/office/word/2010/wordprocessingDrawing" xmlns:wp="http://schemas.openxmlformats.org/drawingml/2006/wordprocessingDrawing" xmlns:w10="urn:schemas-microsoft-com:office:word" xmlns:w="http://schemas.openxmlformats.org/wordprocessingml/2006/main" xmlns:w14="http://schemas.microsoft.com/office/word/2010/wordml" xmlns:w15="http://schemas.microsoft.com/office/word/2012/wordml" xmlns:w16cex="http://schemas.microsoft.com/office/word/2018/wordml/cex" xmlns:w16cid="http://schemas.microsoft.com/office/word/2016/wordml/cid" xmlns:w16="http://schemas.microsoft.com/office/word/2018/wordml" xmlns:w16du="http://schemas.microsoft.com/office/word/2023/wordml/word16du" xmlns:w16sdtdh="http://schemas.microsoft.com/office/word/2020/wordml/sdtdatahash" xmlns:w16sdtfl="http://schemas.microsoft.com/office/word/2024/wordml/sdtformatlock" xmlns:w16se="http://schemas.microsoft.com/office/word/2015/wordml/symex" xmlns:wpg="http://schemas.microsoft.com/office/word/2010/wordprocessingGroup" xmlns:wpi="http://schemas.microsoft.com/office/word/2010/wordprocessingInk" xmlns:wne="http://schemas.microsoft.com/office/word/2006/wordml" xmlns:wps="http://schemas.microsoft.com/office/word/2010/wordprocessingShape" mc:Ignorable="w14 w15 w16se w16cid w16 w16cex w16sdtdh w16sdtfl w16du wp14">
+  <w:p>
+    <w:pPr>
+      <w:pStyle w:val="Kopfzeile"/>
+    </w:pPr>
+    <w:r>
+      <w:rPr>
+        <w:noProof/>
+        <w:color w:val="7F7F7F"/>
+        <w:sz w:val="16"/>
+        <w:szCs w:val="16"/>
+      </w:rPr>
+      <w:drawing>
+        <wp:anchor distT="0" distB="0" distL="114300" distR="114300" simplePos="0" relativeHeight="251659264" behindDoc="1" locked="0" layoutInCell="1" allowOverlap="1" wp14:anchorId="0951FD65" wp14:editId="0CF64322">
+          <wp:simplePos x="0" y="0"/>
+          <wp:positionH relativeFrom="column">
+            <wp:posOffset>4556097</wp:posOffset>
+          </wp:positionH>
+          <wp:positionV relativeFrom="paragraph">
+            <wp:posOffset>-326639</wp:posOffset>
+          </wp:positionV>
+          <wp:extent cx="1491319" cy="437322"/>
+          <wp:effectExtent l="0" t="0" r="0" b="1270"/>
+          <wp:wrapNone/>
+          <wp:docPr id="943282861" name="Bild 6" descr="Ein Bild, das Text, Schrift, Grafiken, Typografie enthält.&#10;&#10;KI-generierte Inhalte können fehlerhaft sein.">
+            <a:hlinkClick xmlns:a="http://schemas.openxmlformats.org/drawingml/2006/main" r:id="rId1"/>
+          </wp:docPr>
+          <wp:cNvGraphicFramePr>
+            <a:graphicFrameLocks xmlns:a="http://schemas.openxmlformats.org/drawingml/2006/main" noChangeAspect="1"/>
+          </wp:cNvGraphicFramePr>
+          <a:graphic xmlns:a="http://schemas.openxmlformats.org/drawingml/2006/main">
+            <a:graphicData uri="http://schemas.openxmlformats.org/drawingml/2006/picture">
+              <pic:pic xmlns:pic="http://schemas.openxmlformats.org/drawingml/2006/picture">
+                <pic:nvPicPr>
+                  <pic:cNvPr id="943282861" name="Bild 6" descr="Ein Bild, das Text, Schrift, Grafiken, Typografie enthält.&#10;&#10;KI-generierte Inhalte können fehlerhaft sein.">
+                    <a:hlinkClick r:id="rId1"/>
+                  </pic:cNvPr>
+                  <pic:cNvPicPr>
+                    <a:picLocks noChangeAspect="1" noChangeArrowheads="1"/>
+                  </pic:cNvPicPr>
+                </pic:nvPicPr>
+                <pic:blipFill>
+                  <a:blip r:embed="rId2">
+                    <a:extLst>
+                      <a:ext uri="{BEBA8EAE-BF5A-486C-A8C5-ECC9F3942E4B}">
+                        <a14:imgProps xmlns:a14="http://schemas.microsoft.com/office/drawing/2010/main">
+                          <a14:imgLayer r:embed="rId3">
+                            <a14:imgEffect>
+                              <a14:saturation sat="0"/>
+                            </a14:imgEffect>
+                          </a14:imgLayer>
+                        </a14:imgProps>
+                      </a:ext>
+                      <a:ext uri="{28A0092B-C50C-407E-A947-70E740481C1C}">
+                        <a14:useLocalDpi xmlns:a14="http://schemas.microsoft.com/office/drawing/2010/main" val="0"/>
+                      </a:ext>
+                    </a:extLst>
+                  </a:blip>
+                  <a:srcRect/>
+                  <a:stretch>
+                    <a:fillRect/>
+                  </a:stretch>
+                </pic:blipFill>
+                <pic:spPr bwMode="auto">
+                  <a:xfrm>
+                    <a:off x="0" y="0"/>
+                    <a:ext cx="1491319" cy="437322"/>
+                  </a:xfrm>
+                  <a:prstGeom prst="rect">
+                    <a:avLst/>
+                  </a:prstGeom>
+                  <a:noFill/>
+                  <a:ln>
+                    <a:noFill/>
+                  </a:ln>
+                </pic:spPr>
+              </pic:pic>
+            </a:graphicData>
+          </a:graphic>
+          <wp14:sizeRelH relativeFrom="page">
+            <wp14:pctWidth>0</wp14:pctWidth>
+          </wp14:sizeRelH>
+          <wp14:sizeRelV relativeFrom="page">
+            <wp14:pctHeight>0</wp14:pctHeight>
+          </wp14:sizeRelV>
+        </wp:anchor>
+      </w:drawing>
+    </w:r>
+  </w:p>
+</w:hdr>
 </file>
 
 <file path=word/numbering.xml><?xml version="1.0" encoding="utf-8"?>
@@ -1449,6 +1635,50 @@
       <w:shd w:val="clear" w:color="auto" w:fill="E1DFDD"/>
     </w:rPr>
   </w:style>
+  <w:style w:type="paragraph" w:styleId="Kopfzeile">
+    <w:name w:val="header"/>
+    <w:basedOn w:val="Standard"/>
+    <w:link w:val="KopfzeileZchn"/>
+    <w:uiPriority w:val="99"/>
+    <w:unhideWhenUsed/>
+    <w:rsid w:val="006A5383"/>
+    <w:pPr>
+      <w:tabs>
+        <w:tab w:val="center" w:pos="4536"/>
+        <w:tab w:val="right" w:pos="9072"/>
+      </w:tabs>
+      <w:spacing w:after="0" w:line="240" w:lineRule="auto"/>
+    </w:pPr>
+  </w:style>
+  <w:style w:type="character" w:customStyle="1" w:styleId="KopfzeileZchn">
+    <w:name w:val="Kopfzeile Zchn"/>
+    <w:basedOn w:val="Absatz-Standardschriftart"/>
+    <w:link w:val="Kopfzeile"/>
+    <w:uiPriority w:val="99"/>
+    <w:rsid w:val="006A5383"/>
+  </w:style>
+  <w:style w:type="paragraph" w:styleId="Fuzeile">
+    <w:name w:val="footer"/>
+    <w:basedOn w:val="Standard"/>
+    <w:link w:val="FuzeileZchn"/>
+    <w:uiPriority w:val="99"/>
+    <w:unhideWhenUsed/>
+    <w:rsid w:val="006A5383"/>
+    <w:pPr>
+      <w:tabs>
+        <w:tab w:val="center" w:pos="4536"/>
+        <w:tab w:val="right" w:pos="9072"/>
+      </w:tabs>
+      <w:spacing w:after="0" w:line="240" w:lineRule="auto"/>
+    </w:pPr>
+  </w:style>
+  <w:style w:type="character" w:customStyle="1" w:styleId="FuzeileZchn">
+    <w:name w:val="Fußzeile Zchn"/>
+    <w:basedOn w:val="Absatz-Standardschriftart"/>
+    <w:link w:val="Fuzeile"/>
+    <w:uiPriority w:val="99"/>
+    <w:rsid w:val="006A5383"/>
+  </w:style>
 </w:styles>
 </file>
 
